--- a/en/scientists/CV/Word/Mukhtarov_Shehriyar_CV_EN.docx
+++ b/en/scientists/CV/Word/Mukhtarov_Shehriyar_CV_EN.docx
@@ -6150,7 +6150,7 @@
                 <w:sz w:val="21"/>
                 <w:szCs w:val="21"/>
               </w:rPr>
-              <w:t>Theses at Azerbaijan State University of Economics, Baku Engineering University, and Qafqaz University, 2016–2020. Names and titles are in the source</w:t>
+              <w:t>Named theses at Azerbaijan State University of Economics, Baku Engineering University, and Qafqaz University (2016–2020)</w:t>
             </w:r>
           </w:p>
         </w:tc>
